--- a/zht/docx/043.content.docx
+++ b/zht/docx/043.content.docx
@@ -224,72 +224,52 @@
         </w:rPr>
         <w:t>這個詞的意思是數字「五十」。 五旬節是一個猶太人節日的名字，在</w:t>
       </w:r>
-      <w:hyperlink r:id="rId13">
-        <w:r>
-          <w:rPr>
-            <w:lang w:val="zh_TW" w:bidi="zh_TW"/>
-          </w:rPr>
-          <w:rPr>
-            <w:color w:val="0000EE"/>
-            <w:u w:val="single"/>
-          </w:rPr>
-          <w:t>逾越節</w:t>
-        </w:r>
-      </w:hyperlink>
+      <w:r>
+        <w:rPr>
+          <w:b/>
+          <w:lang w:val="zh_TW" w:bidi="zh_TW"/>
+        </w:rPr>
+        <w:t>逾越節</w:t>
+      </w:r>
       <w:r>
         <w:rPr>
           <w:lang w:val="zh_TW" w:bidi="zh_TW"/>
         </w:rPr>
         <w:t>後五十天，或七個星期。 猶太人也稱這個節日為「七七節」、「收割節」或「初熟節」。 五旬節慶祝大麥收割的結束，以及下一個收割季節的開始。 在這個節日中，每個能夠旅行的</w:t>
       </w:r>
-      <w:hyperlink r:id="rId14">
-        <w:r>
-          <w:rPr>
-            <w:lang w:val="zh_TW" w:bidi="zh_TW"/>
-          </w:rPr>
-          <w:rPr>
-            <w:color w:val="0000EE"/>
-            <w:u w:val="single"/>
-          </w:rPr>
-          <w:t>猶太人</w:t>
-        </w:r>
-      </w:hyperlink>
+      <w:r>
+        <w:rPr>
+          <w:b/>
+          <w:lang w:val="zh_TW" w:bidi="zh_TW"/>
+        </w:rPr>
+        <w:t>猶太人</w:t>
+      </w:r>
       <w:r>
         <w:rPr>
           <w:lang w:val="zh_TW" w:bidi="zh_TW"/>
         </w:rPr>
         <w:t>，都要去到</w:t>
       </w:r>
-      <w:hyperlink r:id="rId15">
-        <w:r>
-          <w:rPr>
-            <w:lang w:val="zh_TW" w:bidi="zh_TW"/>
-          </w:rPr>
-          <w:rPr>
-            <w:color w:val="0000EE"/>
-            <w:u w:val="single"/>
-          </w:rPr>
-          <w:t>耶路撒冷</w:t>
-        </w:r>
-      </w:hyperlink>
+      <w:r>
+        <w:rPr>
+          <w:b/>
+          <w:lang w:val="zh_TW" w:bidi="zh_TW"/>
+        </w:rPr>
+        <w:t>耶路撒冷</w:t>
+      </w:r>
       <w:r>
         <w:rPr>
           <w:lang w:val="zh_TW" w:bidi="zh_TW"/>
         </w:rPr>
         <w:t>，將祭物和供物獻給</w:t>
       </w:r>
-      <w:hyperlink r:id="rId16">
-        <w:r>
-          <w:rPr>
-            <w:lang w:val="zh_TW" w:bidi="zh_TW"/>
-          </w:rPr>
-          <w:rPr>
-            <w:color w:val="0000EE"/>
-            <w:u w:val="single"/>
-          </w:rPr>
-          <w:t>神</w:t>
-        </w:r>
-      </w:hyperlink>
+      <w:r>
+        <w:rPr>
+          <w:b/>
+          <w:lang w:val="zh_TW" w:bidi="zh_TW"/>
+        </w:rPr>
+        <w:t>神</w:t>
+      </w:r>
       <w:r>
         <w:rPr>
           <w:lang w:val="zh_TW" w:bidi="zh_TW"/>
@@ -310,36 +290,26 @@
         </w:rPr>
         <w:t>我們特別知道新約聖經中的五旬節，因為在這一天，神差遣祂的</w:t>
       </w:r>
-      <w:hyperlink r:id="rId17">
-        <w:r>
-          <w:rPr>
-            <w:lang w:val="zh_TW" w:bidi="zh_TW"/>
-          </w:rPr>
-          <w:rPr>
-            <w:color w:val="0000EE"/>
-            <w:u w:val="single"/>
-          </w:rPr>
-          <w:t>聖靈</w:t>
-        </w:r>
-      </w:hyperlink>
+      <w:r>
+        <w:rPr>
+          <w:b/>
+          <w:lang w:val="zh_TW" w:bidi="zh_TW"/>
+        </w:rPr>
+        <w:t>聖靈</w:t>
+      </w:r>
       <w:r>
         <w:rPr>
           <w:lang w:val="zh_TW" w:bidi="zh_TW"/>
         </w:rPr>
         <w:t>給那些跟隨耶穌的人，使他們說不同的語言。 在這一天，跟隨耶穌的人第一次開始告訴其他人，耶穌已經死了，但又復活了。 許多人來到耶路撒冷慶祝這個節日，在耶路撒冷</w:t>
       </w:r>
-      <w:hyperlink r:id="rId18">
-        <w:r>
-          <w:rPr>
-            <w:lang w:val="zh_TW" w:bidi="zh_TW"/>
-          </w:rPr>
-          <w:rPr>
-            <w:color w:val="0000EE"/>
-            <w:u w:val="single"/>
-          </w:rPr>
-          <w:t>聖殿</w:t>
-        </w:r>
-      </w:hyperlink>
+      <w:r>
+        <w:rPr>
+          <w:b/>
+          <w:lang w:val="zh_TW" w:bidi="zh_TW"/>
+        </w:rPr>
+        <w:t>聖殿</w:t>
+      </w:r>
       <w:r>
         <w:rPr>
           <w:lang w:val="zh_TW" w:bidi="zh_TW"/>
